--- a/papers/_sources/rope_homogenization_theorem.docx
+++ b/papers/_sources/rope_homogenization_theorem.docx
@@ -61,23 +61,6 @@
           <w:szCs w:val="20"/>
         </w:rPr>
         <w:t xml:space="preserve">Global Networking Practice, NTT DATA, Charlotte, NC  ·  palmer100@gmail.com</w:t>
-      </w:r>
-    </w:p>
-    <w:p>
-      <w:pPr>
-        <w:spacing w:after="120" w:before="0" w:line="276"/>
-        <w:jc w:val="center"/>
-      </w:pPr>
-      <w:r>
-        <w:rPr>
-          <w:rFonts w:ascii="Times New Roman" w:cs="Times New Roman" w:eastAsia="Times New Roman" w:hAnsi="Times New Roman"/>
-          <w:i/>
-          <w:iCs/>
-          <w:color w:val="666666"/>
-          <w:sz w:val="18"/>
-          <w:szCs w:val="18"/>
-        </w:rPr>
-        <w:t xml:space="preserve">Programme credit: the core Rope Hypothesis is due to Bill Gaede; this work develops and formalises it.</w:t>
       </w:r>
     </w:p>
     <w:p>
@@ -2532,23 +2515,6 @@
       </w:r>
     </w:p>
     <w:p>
-      <w:pPr>
-        <w:spacing w:after="160" w:before="0" w:line="276"/>
-        <w:jc w:val="both"/>
-      </w:pPr>
-      <w:r>
-        <w:rPr>
-          <w:rFonts w:ascii="Times New Roman" w:cs="Times New Roman" w:eastAsia="Times New Roman" w:hAnsi="Times New Roman"/>
-          <w:i/>
-          <w:iCs/>
-          <w:color w:val="666666"/>
-          <w:sz w:val="20"/>
-          <w:szCs w:val="20"/>
-        </w:rPr>
-        <w:t xml:space="preserve">Programme credit: the core Rope Hypothesis is due to Bill Gaede. Computational collaboration and drafting by Claude (Anthropic). Correspondence to palmer100@gmail.com.</w:t>
-      </w:r>
-    </w:p>
-    <w:p>
       <w:r>
         <w:rPr>
           <w:b/>
@@ -2572,6 +2538,7 @@
         <w:t>Gamma-convergence of discrete locking energy to  [benchmark: benchmarks/micromech/gamma_convergence.py]</w:t>
       </w:r>
     </w:p>
+    <w:p/>
     <w:p>
       <w:r>
         <w:rPr>
@@ -2581,6 +2548,12 @@
       </w:r>
       <w:r>
         <w:t>Vortex-free hypothesis is necessary  [benchmark: benchmarks/micromech/gamma_convergence.py]</w:t>
+      </w:r>
+    </w:p>
+    <w:p/>
+    <w:p>
+      <w:r>
+        <w:t>Programme credit: the core Rope Hypothesis is due to Bill Gaede; this work develops and formalises it. Computational collaboration and drafting by Claude (Anthropic). Correspondence to palmer100@gmail.com.</w:t>
       </w:r>
     </w:p>
     <w:sectPr>

--- a/papers/_sources/rope_homogenization_theorem.docx
+++ b/papers/_sources/rope_homogenization_theorem.docx
@@ -45,7 +45,7 @@
           <w:sz w:val="22"/>
           <w:szCs w:val="22"/>
         </w:rPr>
-        <w:t xml:space="preserve">Mark Palmer  ·  with computational collaboration by Claude (Anthropic)</w:t>
+        <w:t xml:space="preserve">Mark Palmer · with computational collaboration by Claude (Anthropic)</w:t>
       </w:r>
     </w:p>
     <w:p>
@@ -60,7 +60,7 @@
           <w:sz w:val="20"/>
           <w:szCs w:val="20"/>
         </w:rPr>
-        <w:t xml:space="preserve">Global Networking Practice, NTT DATA, Charlotte, NC  ·  palmer100@gmail.com</w:t>
+        <w:t xml:space="preserve">Charlotte, NC · palmer100@gmail.com</w:t>
       </w:r>
     </w:p>
     <w:p>

--- a/papers/_sources/rope_homogenization_theorem.docx
+++ b/papers/_sources/rope_homogenization_theorem.docx
@@ -88,6 +88,20 @@
           <w:szCs w:val="22"/>
         </w:rPr>
         <w:t xml:space="preserve"/>
+      </w:r>
+    </w:p>
+    <w:p>
+      <w:pPr>
+        <w:spacing w:after="160" w:before="0" w:line="276"/>
+        <w:jc w:val="both"/>
+      </w:pPr>
+      <w:r>
+        <w:rPr>
+          <w:rFonts w:ascii="Times New Roman" w:cs="Times New Roman" w:eastAsia="Times New Roman" w:hAnsi="Times New Roman"/>
+          <w:sz w:val="24"/>
+          <w:szCs w:val="24"/>
+        </w:rPr>
+        <w:t xml:space="preserve">Naming note (5 September 2026). This programme is now the Mesh Programme and the theory it develops the mesh framework; 'the rope framework' in earlier revisions reads 'the mesh framework'. 'Rope' remains the name of the two-strand wound object, and the Rope Hypothesis credited to Bill Gaede keeps its name. Identifiers (repository, rope_solver, file names, claim IDs) are unchanged.</w:t>
       </w:r>
     </w:p>
     <w:p>
@@ -118,7 +132,7 @@
           <w:sz w:val="24"/>
           <w:szCs w:val="24"/>
         </w:rPr>
-        <w:t xml:space="preserve">Nearly every result in the classical sector of the Rope Programme — electromagnetism, thermodynamics, condensed-matter analogues — rests on a single passage: from the microscopic endpoint-locking energy of the discrete rope network to the continuum orientation-stiffness functional S = (K/2)∫|∇θ|². Until now that passage has been a formal gradient expansion checked numerically, not a theorem. This paper upgrades it to a rigorous homogenization result in the sense of Γ-convergence. We state the discrete energy on a lattice of spacing a, identify its continuum candidate, and prove the two Γ-convergence inequalities — the liminf lower bound and the existence of a recovery sequence — in the regime where they hold, with the constant fixed at K = J/a for the scalar phase field (K = 2J/a for the two-mode director). We are explicit and prominent about the ESSENTIAL HYPOTHESIS the derivation requires: the fields must be vortex-free (of bounded gradient energy). We exhibit the vortex counterexample that makes this hypothesis necessary — a single vortex has finite discrete energy but infinite continuum |∇θ|² energy — and we confirm the convergence, its constant, and its O(a²) relative rate by direct computation. The result converts the programme’s central coarse-graining step from heuristic to derived, within its stated hypotheses and cited analysis.</w:t>
+        <w:t xml:space="preserve">Nearly every result in the classical sector of the Mesh Programme — electromagnetism, thermodynamics, condensed-matter analogues — rests on a single passage: from the microscopic endpoint-locking energy of the discrete rope network to the continuum orientation-stiffness functional S = (K/2)∫|∇θ|². Until now that passage has been a formal gradient expansion checked numerically, not a theorem. This paper upgrades it to a rigorous homogenization result in the sense of Γ-convergence. We state the discrete energy on a lattice of spacing a, identify its continuum candidate, and prove the two Γ-convergence inequalities — the liminf lower bound and the existence of a recovery sequence — in the regime where they hold, with the constant fixed at K = J/a for the scalar phase field (K = 2J/a for the two-mode director). We are explicit and prominent about the ESSENTIAL HYPOTHESIS the derivation requires: the fields must be vortex-free (of bounded gradient energy). We exhibit the vortex counterexample that makes this hypothesis necessary — a single vortex has finite discrete energy but infinite continuum |∇θ|² energy — and we confirm the convergence, its constant, and its O(a²) relative rate by direct computation. The result converts the programme’s central coarse-graining step from heuristic to derived, within its stated hypotheses and cited analysis.</w:t>
       </w:r>
     </w:p>
     <w:p>
@@ -2499,7 +2513,7 @@
           <w:sz w:val="24"/>
           <w:szCs w:val="24"/>
         </w:rPr>
-        <w:t xml:space="preserve">The central coarse-graining step of the Rope Programme is now a structured Γ-convergence derivation rather than a heuristic gradient expansion. On vortex-free fields of bounded energy, the discrete endpoint-locking energy Γ-converges, as the lattice spacing tends to zero, to the continuum orientation-stiffness functional (K/2)∫|∇θ|² with K = J/a for the scalar phase field and 2J/a for the director — the corrected constant, not the old 3J/a. Both Γ-convergence inequalities hold, the recovery sequence converges at second order in the lattice spacing, and all three quantitative claims are independently confirmed by direct computation. The one hypothesis the derivation requires — vortex-freeness — is shown to be necessary by an explicit counterexample, and the defect regime it excludes is flagged as a separate problem rather than quietly assumed away. Within these honestly-stated hypotheses, the passage that underlies the programme’s electromagnetism, thermodynamics, and condensed-matter results is no longer merely assumed: it is derived within cited standard analysis, constant and convergence rate included.</w:t>
+        <w:t xml:space="preserve">The central coarse-graining step of the Mesh Programme is now a structured Γ-convergence derivation rather than a heuristic gradient expansion. On vortex-free fields of bounded energy, the discrete endpoint-locking energy Γ-converges, as the lattice spacing tends to zero, to the continuum orientation-stiffness functional (K/2)∫|∇θ|² with K = J/a for the scalar phase field and 2J/a for the director — the corrected constant, not the old 3J/a. Both Γ-convergence inequalities hold, the recovery sequence converges at second order in the lattice spacing, and all three quantitative claims are independently confirmed by direct computation. The one hypothesis the derivation requires — vortex-freeness — is shown to be necessary by an explicit counterexample, and the defect regime it excludes is flagged as a separate problem rather than quietly assumed away. Within these honestly-stated hypotheses, the passage that underlies the programme’s electromagnetism, thermodynamics, and condensed-matter results is no longer merely assumed: it is derived within cited standard analysis, constant and convergence rate included.</w:t>
       </w:r>
     </w:p>
     <w:p>
